--- a/guess-what/unit-0-welcome/lesson-plans.docx
+++ b/guess-what/unit-0-welcome/lesson-plans.docx
@@ -231,7 +231,7 @@
                 <w:i w:val="0"/>
                 <w:sz w:val="20"/>
               </w:rPr>
-              <w:t>• Revision of questions (What's your name? How old are you? Where are you from?)</w:t>
+              <w:t>• Review of questions (What's your name? How old are you? Where are you from?)</w:t>
             </w:r>
             <w:r>
               <w:br/>
@@ -295,7 +295,7 @@
                 <w:i w:val="0"/>
                 <w:sz w:val="20"/>
               </w:rPr>
-              <w:t>Reading: Have you got an email penpal?</w:t>
+              <w:t>Reading: Do you have an email penpal?</w:t>
             </w:r>
           </w:p>
         </w:tc>
@@ -2536,7 +2536,7 @@
                 <w:i w:val="0"/>
                 <w:sz w:val="20"/>
               </w:rPr>
-              <w:t>The five course characters; revision of personal questions</w:t>
+              <w:t>The five course characters; review of personal questions</w:t>
             </w:r>
           </w:p>
         </w:tc>
@@ -2572,7 +2572,7 @@
                 <w:i w:val="0"/>
                 <w:sz w:val="20"/>
               </w:rPr>
-              <w:t xml:space="preserve">  (by the end of the lesson pupils can…)</w:t>
+              <w:t xml:space="preserve">  (by the end of the lesson students can…)</w:t>
             </w:r>
           </w:p>
         </w:tc>
@@ -3012,7 +3012,7 @@
                 <w:i w:val="0"/>
                 <w:sz w:val="19"/>
               </w:rPr>
-              <w:t>Greet the class warmly: 'Welcome to Grade 3!' Give each pupil a name label.</w:t>
+              <w:t>Greet the class warmly: 'Welcome to Grade 3!' Give each student a name label.</w:t>
             </w:r>
           </w:p>
         </w:tc>
@@ -3229,7 +3229,7 @@
                 <w:i w:val="0"/>
                 <w:sz w:val="19"/>
               </w:rPr>
-              <w:t>Introduce the five friends with the Student's Book pictures: 'This is Lucas. He's nine. He's from …' Pupils listen and point to the characters. Teach the three questions with gestures.</w:t>
+              <w:t>Introduce the five friends with the Student's Book pictures: 'This is Lucas. He's nine. He's from …' Students listen and point to the characters. Teach the three questions with gestures.</w:t>
             </w:r>
           </w:p>
         </w:tc>
@@ -3446,7 +3446,7 @@
                 <w:i w:val="0"/>
                 <w:sz w:val="19"/>
               </w:rPr>
-              <w:t>: pupils walk around and fill a card: name, age, town for three classmates.</w:t>
+              <w:t>: students walk around and fill a card: name, age, town for three classmates.</w:t>
             </w:r>
           </w:p>
         </w:tc>
@@ -3631,7 +3631,7 @@
           <w:i w:val="0"/>
           <w:sz w:val="22"/>
         </w:rPr>
-        <w:t xml:space="preserve"> Listen to each pupil introduce themselves; note those who need support.</w:t>
+        <w:t xml:space="preserve"> Listen to each student introduce themselves; note those who need support.</w:t>
       </w:r>
     </w:p>
     <w:tbl>
@@ -3709,7 +3709,7 @@
                 <w:i w:val="0"/>
                 <w:sz w:val="22"/>
               </w:rPr>
-              <w:t>Support: give answer frames. Extension: add 'I've got a brother.'</w:t>
+              <w:t>Support: give answer frames. Extension: add 'I have a brother.'</w:t>
             </w:r>
           </w:p>
         </w:tc>
@@ -3830,7 +3830,7 @@
                 <w:i w:val="0"/>
                 <w:sz w:val="20"/>
               </w:rPr>
-              <w:t xml:space="preserve">  (by the end of the lesson pupils can…)</w:t>
+              <w:t xml:space="preserve">  (by the end of the lesson students can…)</w:t>
             </w:r>
           </w:p>
         </w:tc>
@@ -4372,7 +4372,7 @@
                 <w:i w:val="0"/>
                 <w:sz w:val="19"/>
               </w:rPr>
-              <w:t>: twelve pupils hold the month cards and stand in a circle in the wrong places; the class tells them where to go.</w:t>
+              <w:t>: twelve students hold the month cards and stand in a circle in the wrong places; the class tells them where to go.</w:t>
             </w:r>
           </w:p>
         </w:tc>
@@ -4475,7 +4475,7 @@
                 <w:i w:val="0"/>
                 <w:sz w:val="19"/>
               </w:rPr>
-              <w:t>Teach the months with the flashcards in groups of four (winter / spring / summer / autumn). Use the pictures as memory aids. Chant them with a rhythm.</w:t>
+              <w:t>Teach the months with the flashcards in groups of four (winter / spring / summer / fall). Use the pictures as memory aids. Chant them with a rhythm.</w:t>
             </w:r>
           </w:p>
         </w:tc>
@@ -4692,7 +4692,7 @@
                 <w:i w:val="0"/>
                 <w:sz w:val="19"/>
               </w:rPr>
-              <w:t>: pupils ask 'When's your birthday?' and line up from January to December without speaking Uzbek.</w:t>
+              <w:t>: students ask 'When's your birthday?' and line up from January to December without speaking Uzbek.</w:t>
             </w:r>
           </w:p>
         </w:tc>
@@ -4877,7 +4877,7 @@
           <w:i w:val="0"/>
           <w:sz w:val="22"/>
         </w:rPr>
-        <w:t xml:space="preserve"> Ask five pupils 'What month is after …?'</w:t>
+        <w:t xml:space="preserve"> Ask five students 'What month is after …?'</w:t>
       </w:r>
     </w:p>
     <w:tbl>
@@ -5076,7 +5076,7 @@
                 <w:i w:val="0"/>
                 <w:sz w:val="20"/>
               </w:rPr>
-              <w:t xml:space="preserve">  (by the end of the lesson pupils can…)</w:t>
+              <w:t xml:space="preserve">  (by the end of the lesson students can…)</w:t>
             </w:r>
           </w:p>
         </w:tc>
@@ -5630,7 +5630,7 @@
                 <w:i w:val="0"/>
                 <w:sz w:val="19"/>
               </w:rPr>
-              <w:t>: pupils stand in a circle; you call a month and those born in it swap places.</w:t>
+              <w:t>: students stand in a circle; you call a month and those born in it swap places.</w:t>
             </w:r>
           </w:p>
         </w:tc>
@@ -5733,7 +5733,7 @@
                 <w:i w:val="0"/>
                 <w:sz w:val="19"/>
               </w:rPr>
-              <w:t xml:space="preserve">Model the question and answer with two pupils, then write it on the board with </w:t>
+              <w:t xml:space="preserve">Model the question and answer with two students, then write it on the board with </w:t>
             </w:r>
             <w:r>
               <w:rPr>
@@ -5959,7 +5959,7 @@
                 <w:i w:val="0"/>
                 <w:sz w:val="19"/>
               </w:rPr>
-              <w:t>Writing: pupils write an email to a penpal (Worksheet B exercise E) and swap with a partner.</w:t>
+              <w:t>Writing: students write an email to a penpal (Worksheet B exercise E) and swap with a partner.</w:t>
             </w:r>
           </w:p>
         </w:tc>
@@ -6343,7 +6343,7 @@
                 <w:i w:val="0"/>
                 <w:sz w:val="20"/>
               </w:rPr>
-              <w:t xml:space="preserve">  (by the end of the lesson pupils can…)</w:t>
+              <w:t xml:space="preserve">  (by the end of the lesson students can…)</w:t>
             </w:r>
           </w:p>
         </w:tc>
@@ -6819,7 +6819,7 @@
                 <w:i w:val="0"/>
                 <w:sz w:val="19"/>
               </w:rPr>
-              <w:t>Ask two pupils to carry a big box together: 'Can you do it alone? Let's work together!'</w:t>
+              <w:t>Ask two students to carry a big box together: 'Can you do it alone? Let's work together!'</w:t>
             </w:r>
           </w:p>
         </w:tc>
@@ -7036,7 +7036,7 @@
                 <w:i w:val="0"/>
                 <w:sz w:val="19"/>
               </w:rPr>
-              <w:t>Story: predict from pictures, listen, answer 'Who works together? What happens?' Talk time: model the permission dialogue with two pupils; practise in pairs. Say it!: listen and repeat /eɪ/.</w:t>
+              <w:t>Story: predict from pictures, listen, answer 'Who works together? What happens?' Talk time: model the permission dialogue with two students; practice in pairs. Say it!: listen and repeat /eɪ/.</w:t>
             </w:r>
           </w:p>
         </w:tc>
@@ -7141,7 +7141,7 @@
                 <w:i w:val="0"/>
                 <w:sz w:val="19"/>
               </w:rPr>
-              <w:t>Art (CLIL): look at the landscape painting in the Student's Book and name what you can see: 'I can see mountains.' Pupils complete a simple table: Foreground | Background.</w:t>
+              <w:t>Art (CLIL): look at the landscape painting in the Student's Book and name what you can see: 'I can see mountains.' Students complete a simple table: Foreground | Background.</w:t>
             </w:r>
           </w:p>
         </w:tc>
@@ -7253,7 +7253,7 @@
                 <w:i w:val="0"/>
                 <w:sz w:val="19"/>
               </w:rPr>
-              <w:t>: each group draws one large landscape, each pupil adds one thing and asks permission ('Can I use the green pencil, please?').</w:t>
+              <w:t>: each group draws one large landscape, each student adds one thing and asks permission ('Can I use the green pencil, please?').</w:t>
             </w:r>
           </w:p>
         </w:tc>
@@ -7415,7 +7415,7 @@
           <w:i w:val="0"/>
           <w:sz w:val="22"/>
         </w:rPr>
-        <w:t xml:space="preserve"> Activity Book Welcome pages; draw a landscape you know in Uzbekistan.</w:t>
+        <w:t xml:space="preserve"> Workbook Welcome pages; draw a landscape you know in Uzbekistan.</w:t>
       </w:r>
     </w:p>
     <w:p>
